--- a/public/lesson-4.docx
+++ b/public/lesson-4.docx
@@ -6,21 +6,132 @@
       <w:pPr>
         <w:pStyle w:val="Heading2"/>
         <w:rPr>
-          <w:b w:val="0"/>
-          <w:i w:val="0"/>
-        </w:rPr>
-      </w:pPr>
-      <w:r>
-        <w:rPr>
-          <w:b w:val="0"/>
-          <w:i w:val="0"/>
-        </w:rPr>
-        <w:t>Урок 4</w:t>
+          <w:lang w:val="ru-RU"/>
+        </w:rPr>
+      </w:pPr>
+      <w:r>
+        <w:rPr>
+          <w:lang w:val="ru-RU"/>
+        </w:rPr>
+        <w:t>Апории Зенона</w:t>
       </w:r>
     </w:p>
     <w:p>
-      <w:r>
-        <w:t>…апориями Зенона. Апория — неразрешимая, безвыходная ситуация.</w:t>
+      <w:pPr>
+        <w:rPr>
+          <w:rFonts w:ascii="Times New Roman" w:hAnsi="Times New Roman" w:cs="Times New Roman"/>
+          <w:sz w:val="24"/>
+          <w:szCs w:val="24"/>
+          <w:lang w:val="ru-RU"/>
+        </w:rPr>
+      </w:pPr>
+      <w:r>
+        <w:rPr>
+          <w:rFonts w:ascii="Times New Roman" w:hAnsi="Times New Roman" w:cs="Times New Roman"/>
+          <w:sz w:val="24"/>
+          <w:szCs w:val="24"/>
+          <w:lang w:val="ru-RU"/>
+        </w:rPr>
+        <w:t>Апори</w:t>
+      </w:r>
+      <w:r>
+        <w:rPr>
+          <w:rFonts w:ascii="Times New Roman" w:hAnsi="Times New Roman" w:cs="Times New Roman"/>
+          <w:sz w:val="24"/>
+          <w:szCs w:val="24"/>
+          <w:lang w:val="ru-RU"/>
+        </w:rPr>
+        <w:t>и</w:t>
+      </w:r>
+      <w:r>
+        <w:rPr>
+          <w:rFonts w:ascii="Times New Roman" w:hAnsi="Times New Roman" w:cs="Times New Roman"/>
+          <w:sz w:val="24"/>
+          <w:szCs w:val="24"/>
+          <w:lang w:val="ru-RU"/>
+        </w:rPr>
+        <w:t xml:space="preserve"> — </w:t>
+      </w:r>
+      <w:r>
+        <w:rPr>
+          <w:rFonts w:ascii="Times New Roman" w:hAnsi="Times New Roman" w:cs="Times New Roman"/>
+          <w:sz w:val="24"/>
+          <w:szCs w:val="24"/>
+          <w:lang w:val="ru-RU"/>
+        </w:rPr>
+        <w:t xml:space="preserve">это </w:t>
+      </w:r>
+      <w:r>
+        <w:rPr>
+          <w:rFonts w:ascii="Times New Roman" w:hAnsi="Times New Roman" w:cs="Times New Roman"/>
+          <w:sz w:val="24"/>
+          <w:szCs w:val="24"/>
+          <w:lang w:val="ru-RU"/>
+        </w:rPr>
+        <w:t>неразрешим</w:t>
+      </w:r>
+      <w:r>
+        <w:rPr>
+          <w:rFonts w:ascii="Times New Roman" w:hAnsi="Times New Roman" w:cs="Times New Roman"/>
+          <w:sz w:val="24"/>
+          <w:szCs w:val="24"/>
+          <w:lang w:val="ru-RU"/>
+        </w:rPr>
+        <w:t>ые</w:t>
+      </w:r>
+      <w:r>
+        <w:rPr>
+          <w:rFonts w:ascii="Times New Roman" w:hAnsi="Times New Roman" w:cs="Times New Roman"/>
+          <w:sz w:val="24"/>
+          <w:szCs w:val="24"/>
+          <w:lang w:val="ru-RU"/>
+        </w:rPr>
+        <w:t>, безвыходн</w:t>
+      </w:r>
+      <w:r>
+        <w:rPr>
+          <w:rFonts w:ascii="Times New Roman" w:hAnsi="Times New Roman" w:cs="Times New Roman"/>
+          <w:sz w:val="24"/>
+          <w:szCs w:val="24"/>
+          <w:lang w:val="ru-RU"/>
+        </w:rPr>
+        <w:t>ые</w:t>
+      </w:r>
+      <w:r>
+        <w:rPr>
+          <w:rFonts w:ascii="Times New Roman" w:hAnsi="Times New Roman" w:cs="Times New Roman"/>
+          <w:sz w:val="24"/>
+          <w:szCs w:val="24"/>
+          <w:lang w:val="ru-RU"/>
+        </w:rPr>
+        <w:t xml:space="preserve"> ситуаци</w:t>
+      </w:r>
+      <w:r>
+        <w:rPr>
+          <w:rFonts w:ascii="Times New Roman" w:hAnsi="Times New Roman" w:cs="Times New Roman"/>
+          <w:sz w:val="24"/>
+          <w:szCs w:val="24"/>
+          <w:lang w:val="ru-RU"/>
+        </w:rPr>
+        <w:t>и</w:t>
+      </w:r>
+      <w:r>
+        <w:rPr>
+          <w:rFonts w:ascii="Times New Roman" w:hAnsi="Times New Roman" w:cs="Times New Roman"/>
+          <w:sz w:val="24"/>
+          <w:szCs w:val="24"/>
+          <w:lang w:val="ru-RU"/>
+        </w:rPr>
+        <w:t>.</w:t>
+      </w:r>
+      <w:r>
+        <w:rPr>
+          <w:rFonts w:ascii="Times New Roman" w:hAnsi="Times New Roman" w:cs="Times New Roman"/>
+          <w:sz w:val="24"/>
+          <w:szCs w:val="24"/>
+          <w:lang w:val="ru-RU"/>
+        </w:rPr>
+        <w:t xml:space="preserve"> Именно об них разбивается тезис Гераклита об изменчивости. Наиболее интересные апории Зенона:</w:t>
       </w:r>
     </w:p>
     <w:p>
@@ -29,10 +140,48 @@
           <w:ilvl w:val="0"/>
           <w:numId w:val="6"/>
         </w:numPr>
-      </w:pPr>
-      <w:r>
-        <w:t>Ахиллес и черепаха</w:t>
-      </w:r>
+        <w:rPr>
+          <w:rFonts w:ascii="Times New Roman" w:hAnsi="Times New Roman" w:cs="Times New Roman"/>
+          <w:b/>
+          <w:bCs/>
+          <w:sz w:val="24"/>
+          <w:szCs w:val="24"/>
+        </w:rPr>
+      </w:pPr>
+      <w:proofErr w:type="spellStart"/>
+      <w:r>
+        <w:rPr>
+          <w:rFonts w:ascii="Times New Roman" w:hAnsi="Times New Roman" w:cs="Times New Roman"/>
+          <w:b/>
+          <w:bCs/>
+          <w:sz w:val="24"/>
+          <w:szCs w:val="24"/>
+        </w:rPr>
+        <w:t>Ахиллес</w:t>
+      </w:r>
+      <w:proofErr w:type="spellEnd"/>
+      <w:r>
+        <w:rPr>
+          <w:rFonts w:ascii="Times New Roman" w:hAnsi="Times New Roman" w:cs="Times New Roman"/>
+          <w:b/>
+          <w:bCs/>
+          <w:sz w:val="24"/>
+          <w:szCs w:val="24"/>
+        </w:rPr>
+        <w:t xml:space="preserve"> и </w:t>
+      </w:r>
+      <w:proofErr w:type="spellStart"/>
+      <w:r>
+        <w:rPr>
+          <w:rFonts w:ascii="Times New Roman" w:hAnsi="Times New Roman" w:cs="Times New Roman"/>
+          <w:b/>
+          <w:bCs/>
+          <w:sz w:val="24"/>
+          <w:szCs w:val="24"/>
+        </w:rPr>
+        <w:t>черепаха</w:t>
+      </w:r>
+      <w:proofErr w:type="spellEnd"/>
     </w:p>
     <w:p>
       <w:pPr>
@@ -40,10 +189,26 @@
           <w:ilvl w:val="0"/>
           <w:numId w:val="6"/>
         </w:numPr>
-      </w:pPr>
-      <w:r>
+        <w:rPr>
+          <w:rFonts w:ascii="Times New Roman" w:hAnsi="Times New Roman" w:cs="Times New Roman"/>
+          <w:b/>
+          <w:bCs/>
+          <w:sz w:val="24"/>
+          <w:szCs w:val="24"/>
+        </w:rPr>
+      </w:pPr>
+      <w:proofErr w:type="spellStart"/>
+      <w:r>
+        <w:rPr>
+          <w:rFonts w:ascii="Times New Roman" w:hAnsi="Times New Roman" w:cs="Times New Roman"/>
+          <w:b/>
+          <w:bCs/>
+          <w:sz w:val="24"/>
+          <w:szCs w:val="24"/>
+        </w:rPr>
         <w:t>Дихотомия</w:t>
       </w:r>
+      <w:proofErr w:type="spellEnd"/>
     </w:p>
     <w:p>
       <w:pPr>
@@ -51,53 +216,812 @@
           <w:ilvl w:val="0"/>
           <w:numId w:val="6"/>
         </w:numPr>
-      </w:pPr>
-      <w:r>
+        <w:rPr>
+          <w:rFonts w:ascii="Times New Roman" w:hAnsi="Times New Roman" w:cs="Times New Roman"/>
+          <w:b/>
+          <w:bCs/>
+          <w:sz w:val="24"/>
+          <w:szCs w:val="24"/>
+        </w:rPr>
+      </w:pPr>
+      <w:proofErr w:type="spellStart"/>
+      <w:r>
+        <w:rPr>
+          <w:rFonts w:ascii="Times New Roman" w:hAnsi="Times New Roman" w:cs="Times New Roman"/>
+          <w:b/>
+          <w:bCs/>
+          <w:sz w:val="24"/>
+          <w:szCs w:val="24"/>
+        </w:rPr>
         <w:t>Стрела</w:t>
       </w:r>
+      <w:proofErr w:type="spellEnd"/>
     </w:p>
     <w:p>
-      <w:r>
-        <w:t xml:space="preserve">Рассмотрим апорию стрелы: Летящая стрела, выпущенная в цель, в каждый момент времени занимает какое-то место в пространстве. В какой же момент стрела движется? В каждый момент она занимает место в пространстве. Мат анализ говорит о том, что если стрела занимает место в пространстве, то это вовсе не значит, что она покоится. Стрела обладает мгновенной скоростью, и её можно посчитать: поделить изменение в пространстве на изменение во времени: дельта S / дельта t, умножить на стремление дельта t к нулю. Но так как одна бесконечность делится на другую, то ответом будет являться конечное число; то есть стрела будет двигаться всегда. Само движение наделено той же непостижимой сложностью бытия, что мы не можем его явно помыслить. Но точно ли мат анализ указывает на ту же трудность, о которой говорит Зенон? Зенон имел в виду определение </w:t>
-      </w:r>
-      <w:r>
-        <w:rPr>
-          <w:i/>
-        </w:rPr>
-        <w:t>сути движения</w:t>
-      </w:r>
-      <w:r>
-        <w:t>. То есть: допустим, мат анализ объяснил это. Но если так, то что тогда понимать под движением? Ведь если стрела занимает место в пространстве и при этом движется, следовательно, стрела занимает это место и одновременно не занимает его. Выходит, имеется в противоречие в матанализе как в инструменте естествознания. Может матан имеет дело с абстрактной конструкцией, а не с настоящей сутью движения? Стрела есть и не есть; так как «есть» — это характеристика реальности, то выходит, что стрела и реальна и нереальна.</w:t>
+      <w:pPr>
+        <w:pStyle w:val="Heading3"/>
+        <w:rPr>
+          <w:lang w:val="ru-RU"/>
+        </w:rPr>
+      </w:pPr>
+      <w:r>
+        <w:rPr>
+          <w:lang w:val="ru-RU"/>
+        </w:rPr>
+        <w:t>А</w:t>
+      </w:r>
+      <w:r>
+        <w:rPr>
+          <w:lang w:val="ru-RU"/>
+        </w:rPr>
+        <w:t>пори</w:t>
+      </w:r>
+      <w:r>
+        <w:rPr>
+          <w:lang w:val="ru-RU"/>
+        </w:rPr>
+        <w:t>я</w:t>
+      </w:r>
+      <w:r>
+        <w:rPr>
+          <w:lang w:val="ru-RU"/>
+        </w:rPr>
+        <w:t xml:space="preserve"> стрелы</w:t>
       </w:r>
     </w:p>
     <w:p>
-      <w:r>
-        <w:t>Итого: Парменид: Бытие неизменно, не учитывается факт мышления Гераклит: Бытие в постоянном становлении, мышление учитывается; но из апорий, как критики, выходит, что реальность нереальна.</w:t>
+      <w:pPr>
+        <w:rPr>
+          <w:rFonts w:ascii="Times New Roman" w:hAnsi="Times New Roman" w:cs="Times New Roman"/>
+          <w:sz w:val="24"/>
+          <w:szCs w:val="24"/>
+          <w:lang w:val="ru-RU"/>
+        </w:rPr>
+      </w:pPr>
+      <w:r>
+        <w:rPr>
+          <w:rFonts w:ascii="Times New Roman" w:hAnsi="Times New Roman" w:cs="Times New Roman"/>
+          <w:sz w:val="24"/>
+          <w:szCs w:val="24"/>
+          <w:lang w:val="ru-RU"/>
+        </w:rPr>
+        <w:t xml:space="preserve">Летящая стрела, выпущенная в цель, в каждый момент времени занимает какое-то место в пространстве. В какой момент стрела движется? </w:t>
+      </w:r>
+      <w:r>
+        <w:rPr>
+          <w:rFonts w:ascii="Times New Roman" w:hAnsi="Times New Roman" w:cs="Times New Roman"/>
+          <w:sz w:val="24"/>
+          <w:szCs w:val="24"/>
+          <w:lang w:val="ru-RU"/>
+        </w:rPr>
+        <w:t>Ведь в</w:t>
+      </w:r>
+      <w:r>
+        <w:rPr>
+          <w:rFonts w:ascii="Times New Roman" w:hAnsi="Times New Roman" w:cs="Times New Roman"/>
+          <w:sz w:val="24"/>
+          <w:szCs w:val="24"/>
+          <w:lang w:val="ru-RU"/>
+        </w:rPr>
+        <w:t xml:space="preserve"> каждый </w:t>
+      </w:r>
+      <w:r>
+        <w:rPr>
+          <w:rFonts w:ascii="Times New Roman" w:hAnsi="Times New Roman" w:cs="Times New Roman"/>
+          <w:sz w:val="24"/>
+          <w:szCs w:val="24"/>
+          <w:lang w:val="ru-RU"/>
+        </w:rPr>
+        <w:t xml:space="preserve">отдельно взятый </w:t>
+      </w:r>
+      <w:r>
+        <w:rPr>
+          <w:rFonts w:ascii="Times New Roman" w:hAnsi="Times New Roman" w:cs="Times New Roman"/>
+          <w:sz w:val="24"/>
+          <w:szCs w:val="24"/>
+          <w:lang w:val="ru-RU"/>
+        </w:rPr>
+        <w:t xml:space="preserve">момент </w:t>
+      </w:r>
+      <w:r>
+        <w:rPr>
+          <w:rFonts w:ascii="Times New Roman" w:hAnsi="Times New Roman" w:cs="Times New Roman"/>
+          <w:sz w:val="24"/>
+          <w:szCs w:val="24"/>
+          <w:lang w:val="ru-RU"/>
+        </w:rPr>
+        <w:t xml:space="preserve">времени </w:t>
+      </w:r>
+      <w:r>
+        <w:rPr>
+          <w:rFonts w:ascii="Times New Roman" w:hAnsi="Times New Roman" w:cs="Times New Roman"/>
+          <w:sz w:val="24"/>
+          <w:szCs w:val="24"/>
+          <w:lang w:val="ru-RU"/>
+        </w:rPr>
+        <w:t xml:space="preserve">она занимает </w:t>
+      </w:r>
+      <w:r>
+        <w:rPr>
+          <w:rFonts w:ascii="Times New Roman" w:hAnsi="Times New Roman" w:cs="Times New Roman"/>
+          <w:sz w:val="24"/>
+          <w:szCs w:val="24"/>
+          <w:lang w:val="ru-RU"/>
+        </w:rPr>
+        <w:t xml:space="preserve">определенное </w:t>
+      </w:r>
+      <w:r>
+        <w:rPr>
+          <w:rFonts w:ascii="Times New Roman" w:hAnsi="Times New Roman" w:cs="Times New Roman"/>
+          <w:sz w:val="24"/>
+          <w:szCs w:val="24"/>
+          <w:lang w:val="ru-RU"/>
+        </w:rPr>
+        <w:t>место в пространстве.</w:t>
       </w:r>
     </w:p>
     <w:p>
-      <w:r>
-        <w:t>Таким образом, можно изобразить ситуацию фразой: «холодная ночь, короткое одеяло»: можно принять одну из двух концепций, но не одна не будет вас устраивать.</w:t>
+      <w:pPr>
+        <w:rPr>
+          <w:rFonts w:ascii="Times New Roman" w:hAnsi="Times New Roman" w:cs="Times New Roman"/>
+          <w:sz w:val="24"/>
+          <w:szCs w:val="24"/>
+          <w:lang w:val="ru-RU"/>
+        </w:rPr>
+      </w:pPr>
+      <w:r>
+        <w:rPr>
+          <w:rFonts w:ascii="Times New Roman" w:hAnsi="Times New Roman" w:cs="Times New Roman"/>
+          <w:sz w:val="24"/>
+          <w:szCs w:val="24"/>
+          <w:lang w:val="ru-RU"/>
+        </w:rPr>
+        <w:t>Есть мнение, что мат. анализ решил эту апорию. Но в каком смысле?</w:t>
       </w:r>
     </w:p>
     <w:p>
-      <w:r>
-        <w:rPr>
-          <w:noProof/>
-        </w:rPr>
-        <w:pict w14:anchorId="2136670A">
-          <v:rect id="_x0000_i1025" alt="" style="width:468pt;height:1.5pt;mso-width-percent:0;mso-height-percent:0;mso-width-percent:0;mso-height-percent:0" o:hrstd="t" o:hr="t" fillcolor="gray" stroked="f">
-            <v:path strokeok="f"/>
-          </v:rect>
-        </w:pict>
+      <w:pPr>
+        <w:rPr>
+          <w:rFonts w:ascii="Times New Roman" w:hAnsi="Times New Roman" w:cs="Times New Roman"/>
+          <w:sz w:val="24"/>
+          <w:szCs w:val="24"/>
+          <w:lang w:val="ru-RU"/>
+        </w:rPr>
+      </w:pPr>
+      <w:r>
+        <w:rPr>
+          <w:rFonts w:ascii="Times New Roman" w:hAnsi="Times New Roman" w:cs="Times New Roman"/>
+          <w:sz w:val="24"/>
+          <w:szCs w:val="24"/>
+          <w:lang w:val="ru-RU"/>
+        </w:rPr>
+        <w:t>Мат</w:t>
+      </w:r>
+      <w:r>
+        <w:rPr>
+          <w:rFonts w:ascii="Times New Roman" w:hAnsi="Times New Roman" w:cs="Times New Roman"/>
+          <w:sz w:val="24"/>
+          <w:szCs w:val="24"/>
+          <w:lang w:val="ru-RU"/>
+        </w:rPr>
+        <w:t>.</w:t>
+      </w:r>
+      <w:r>
+        <w:rPr>
+          <w:rFonts w:ascii="Times New Roman" w:hAnsi="Times New Roman" w:cs="Times New Roman"/>
+          <w:sz w:val="24"/>
+          <w:szCs w:val="24"/>
+          <w:lang w:val="ru-RU"/>
+        </w:rPr>
+        <w:t xml:space="preserve"> анализ говорит о том, что если стрела занимает место в пространстве, то это вовсе не значит, что она покоится. Стрела обладает мгновенной скоростью, и её можно посчитать: </w:t>
       </w:r>
     </w:p>
     <w:p>
-      <w:r>
-        <w:t>Это первый такт философской мысли, самая древняя философия, называемая разными именами: доафинская, досократики, космологи и тп. Он имел маргинальный характер, поэтому не надломил мифическую картину мира.</w:t>
+      <w:pPr>
+        <w:jc w:val="center"/>
+        <w:rPr>
+          <w:rFonts w:ascii="Times New Roman" w:hAnsi="Times New Roman" w:cs="Times New Roman"/>
+          <w:sz w:val="24"/>
+          <w:szCs w:val="24"/>
+          <w:lang w:val="ru-RU"/>
+        </w:rPr>
+      </w:pPr>
+      <w:r>
+        <w:rPr>
+          <w:rFonts w:ascii="Times New Roman" w:hAnsi="Times New Roman" w:cs="Times New Roman"/>
+          <w:noProof/>
+          <w:sz w:val="24"/>
+          <w:szCs w:val="24"/>
+          <w:lang w:val="ru-RU"/>
+        </w:rPr>
+        <w:drawing>
+          <wp:inline distT="0" distB="0" distL="0" distR="0">
+            <wp:extent cx="1765300" cy="673100"/>
+            <wp:effectExtent l="0" t="0" r="0" b="0"/>
+            <wp:docPr id="1886419451" name="Picture 1"/>
+            <wp:cNvGraphicFramePr>
+              <a:graphicFrameLocks xmlns:a="http://schemas.openxmlformats.org/drawingml/2006/main" noChangeAspect="1"/>
+            </wp:cNvGraphicFramePr>
+            <a:graphic xmlns:a="http://schemas.openxmlformats.org/drawingml/2006/main">
+              <a:graphicData uri="http://schemas.openxmlformats.org/drawingml/2006/picture">
+                <pic:pic xmlns:pic="http://schemas.openxmlformats.org/drawingml/2006/picture">
+                  <pic:nvPicPr>
+                    <pic:cNvPr id="1886419451" name="Picture 1886419451"/>
+                    <pic:cNvPicPr/>
+                  </pic:nvPicPr>
+                  <pic:blipFill>
+                    <a:blip r:embed="rId5">
+                      <a:extLst>
+                        <a:ext uri="{28A0092B-C50C-407E-A947-70E740481C1C}">
+                          <a14:useLocalDpi xmlns:a14="http://schemas.microsoft.com/office/drawing/2010/main" val="0"/>
+                        </a:ext>
+                      </a:extLst>
+                    </a:blip>
+                    <a:stretch>
+                      <a:fillRect/>
+                    </a:stretch>
+                  </pic:blipFill>
+                  <pic:spPr>
+                    <a:xfrm>
+                      <a:off x="0" y="0"/>
+                      <a:ext cx="1765300" cy="673100"/>
+                    </a:xfrm>
+                    <a:prstGeom prst="rect">
+                      <a:avLst/>
+                    </a:prstGeom>
+                  </pic:spPr>
+                </pic:pic>
+              </a:graphicData>
+            </a:graphic>
+          </wp:inline>
+        </w:drawing>
       </w:r>
     </w:p>
-    <w:p/>
+    <w:p>
+      <w:pPr>
+        <w:rPr>
+          <w:rFonts w:ascii="Times New Roman" w:hAnsi="Times New Roman" w:cs="Times New Roman"/>
+          <w:sz w:val="24"/>
+          <w:szCs w:val="24"/>
+          <w:lang w:val="ru-RU"/>
+        </w:rPr>
+      </w:pPr>
+      <w:r>
+        <w:rPr>
+          <w:rFonts w:ascii="Times New Roman" w:hAnsi="Times New Roman" w:cs="Times New Roman"/>
+          <w:sz w:val="24"/>
+          <w:szCs w:val="24"/>
+          <w:lang w:val="ru-RU"/>
+        </w:rPr>
+        <w:t xml:space="preserve">В </w:t>
+      </w:r>
+      <w:r>
+        <w:rPr>
+          <w:rFonts w:ascii="Times New Roman" w:hAnsi="Times New Roman" w:cs="Times New Roman"/>
+          <w:sz w:val="24"/>
+          <w:szCs w:val="24"/>
+          <w:lang w:val="ru-RU"/>
+        </w:rPr>
+        <w:t>формуле</w:t>
+      </w:r>
+      <w:r>
+        <w:rPr>
+          <w:rFonts w:ascii="Times New Roman" w:hAnsi="Times New Roman" w:cs="Times New Roman"/>
+          <w:sz w:val="24"/>
+          <w:szCs w:val="24"/>
+          <w:lang w:val="ru-RU"/>
+        </w:rPr>
+        <w:t xml:space="preserve"> одна бесконечность делится на другую</w:t>
+      </w:r>
+      <w:r>
+        <w:rPr>
+          <w:rFonts w:ascii="Times New Roman" w:hAnsi="Times New Roman" w:cs="Times New Roman"/>
+          <w:sz w:val="24"/>
+          <w:szCs w:val="24"/>
+          <w:lang w:val="ru-RU"/>
+        </w:rPr>
+        <w:t xml:space="preserve">, значит </w:t>
+      </w:r>
+      <w:r>
+        <w:rPr>
+          <w:rFonts w:ascii="Times New Roman" w:hAnsi="Times New Roman" w:cs="Times New Roman"/>
+          <w:sz w:val="24"/>
+          <w:szCs w:val="24"/>
+          <w:lang w:val="ru-RU"/>
+        </w:rPr>
+        <w:t>ответом будет являться конечное число</w:t>
+      </w:r>
+      <w:r>
+        <w:rPr>
+          <w:rFonts w:ascii="Times New Roman" w:hAnsi="Times New Roman" w:cs="Times New Roman"/>
+          <w:sz w:val="24"/>
+          <w:szCs w:val="24"/>
+          <w:lang w:val="ru-RU"/>
+        </w:rPr>
+        <w:t xml:space="preserve"> — </w:t>
+      </w:r>
+      <w:r>
+        <w:rPr>
+          <w:rFonts w:ascii="Times New Roman" w:hAnsi="Times New Roman" w:cs="Times New Roman"/>
+          <w:sz w:val="24"/>
+          <w:szCs w:val="24"/>
+          <w:lang w:val="ru-RU"/>
+        </w:rPr>
+        <w:t>то есть стрела будет двигаться всегда. Само движение наделено той же непостижимой сложностью бытия</w:t>
+      </w:r>
+      <w:r>
+        <w:rPr>
+          <w:rFonts w:ascii="Times New Roman" w:hAnsi="Times New Roman" w:cs="Times New Roman"/>
+          <w:sz w:val="24"/>
+          <w:szCs w:val="24"/>
+          <w:lang w:val="ru-RU"/>
+        </w:rPr>
+        <w:t xml:space="preserve">; </w:t>
+      </w:r>
+      <w:r>
+        <w:rPr>
+          <w:rFonts w:ascii="Times New Roman" w:hAnsi="Times New Roman" w:cs="Times New Roman"/>
+          <w:sz w:val="24"/>
+          <w:szCs w:val="24"/>
+          <w:lang w:val="ru-RU"/>
+        </w:rPr>
+        <w:t xml:space="preserve">мы не можем его явно помыслить. Но точно ли мат анализ указывает на ту же трудность, о которой говорит Зенон? Зенон имел в виду определение </w:t>
+      </w:r>
+      <w:r>
+        <w:rPr>
+          <w:rFonts w:ascii="Times New Roman" w:hAnsi="Times New Roman" w:cs="Times New Roman"/>
+          <w:i/>
+          <w:sz w:val="24"/>
+          <w:szCs w:val="24"/>
+          <w:lang w:val="ru-RU"/>
+        </w:rPr>
+        <w:t>сути движения</w:t>
+      </w:r>
+      <w:r>
+        <w:rPr>
+          <w:rFonts w:ascii="Times New Roman" w:hAnsi="Times New Roman" w:cs="Times New Roman"/>
+          <w:sz w:val="24"/>
+          <w:szCs w:val="24"/>
+          <w:lang w:val="ru-RU"/>
+        </w:rPr>
+        <w:t xml:space="preserve">. </w:t>
+      </w:r>
+      <w:r>
+        <w:rPr>
+          <w:rFonts w:ascii="Times New Roman" w:hAnsi="Times New Roman" w:cs="Times New Roman"/>
+          <w:sz w:val="24"/>
+          <w:szCs w:val="24"/>
+          <w:lang w:val="ru-RU"/>
+        </w:rPr>
+        <w:t>Даже если</w:t>
+      </w:r>
+      <w:r>
+        <w:rPr>
+          <w:rFonts w:ascii="Times New Roman" w:hAnsi="Times New Roman" w:cs="Times New Roman"/>
+          <w:sz w:val="24"/>
+          <w:szCs w:val="24"/>
+          <w:lang w:val="ru-RU"/>
+        </w:rPr>
+        <w:t xml:space="preserve"> мат анализ </w:t>
+      </w:r>
+      <w:r>
+        <w:rPr>
+          <w:rFonts w:ascii="Times New Roman" w:hAnsi="Times New Roman" w:cs="Times New Roman"/>
+          <w:sz w:val="24"/>
+          <w:szCs w:val="24"/>
+          <w:lang w:val="ru-RU"/>
+        </w:rPr>
+        <w:t xml:space="preserve">справится с решением всех формул, </w:t>
+      </w:r>
+      <w:r>
+        <w:rPr>
+          <w:rFonts w:ascii="Times New Roman" w:hAnsi="Times New Roman" w:cs="Times New Roman"/>
+          <w:sz w:val="24"/>
+          <w:szCs w:val="24"/>
+          <w:lang w:val="ru-RU"/>
+        </w:rPr>
+        <w:t xml:space="preserve">что </w:t>
+      </w:r>
+      <w:r>
+        <w:rPr>
+          <w:rFonts w:ascii="Times New Roman" w:hAnsi="Times New Roman" w:cs="Times New Roman"/>
+          <w:sz w:val="24"/>
+          <w:szCs w:val="24"/>
+          <w:lang w:val="ru-RU"/>
+        </w:rPr>
+        <w:t>остаётся</w:t>
+      </w:r>
+      <w:r>
+        <w:rPr>
+          <w:rFonts w:ascii="Times New Roman" w:hAnsi="Times New Roman" w:cs="Times New Roman"/>
+          <w:sz w:val="24"/>
+          <w:szCs w:val="24"/>
+          <w:lang w:val="ru-RU"/>
+        </w:rPr>
+        <w:t xml:space="preserve"> понимать под движением</w:t>
+      </w:r>
+      <w:r>
+        <w:rPr>
+          <w:rFonts w:ascii="Times New Roman" w:hAnsi="Times New Roman" w:cs="Times New Roman"/>
+          <w:sz w:val="24"/>
+          <w:szCs w:val="24"/>
+          <w:lang w:val="ru-RU"/>
+        </w:rPr>
+        <w:t xml:space="preserve"> как таковым</w:t>
+      </w:r>
+      <w:r>
+        <w:rPr>
+          <w:rFonts w:ascii="Times New Roman" w:hAnsi="Times New Roman" w:cs="Times New Roman"/>
+          <w:sz w:val="24"/>
+          <w:szCs w:val="24"/>
+          <w:lang w:val="ru-RU"/>
+        </w:rPr>
+        <w:t>? Ведь если стрела занимает место в пространстве и при этом движется, следовательно, стрела занимает это место и одновременно не занимает его. Выходит, имеется в противоречие в мат</w:t>
+      </w:r>
+      <w:r>
+        <w:rPr>
+          <w:rFonts w:ascii="Times New Roman" w:hAnsi="Times New Roman" w:cs="Times New Roman"/>
+          <w:sz w:val="24"/>
+          <w:szCs w:val="24"/>
+          <w:lang w:val="ru-RU"/>
+        </w:rPr>
+        <w:t xml:space="preserve">. </w:t>
+      </w:r>
+      <w:r>
+        <w:rPr>
+          <w:rFonts w:ascii="Times New Roman" w:hAnsi="Times New Roman" w:cs="Times New Roman"/>
+          <w:sz w:val="24"/>
+          <w:szCs w:val="24"/>
+          <w:lang w:val="ru-RU"/>
+        </w:rPr>
+        <w:t xml:space="preserve">анализе как в инструменте естествознания. Может </w:t>
+      </w:r>
+      <w:proofErr w:type="spellStart"/>
+      <w:r>
+        <w:rPr>
+          <w:rFonts w:ascii="Times New Roman" w:hAnsi="Times New Roman" w:cs="Times New Roman"/>
+          <w:sz w:val="24"/>
+          <w:szCs w:val="24"/>
+          <w:lang w:val="ru-RU"/>
+        </w:rPr>
+        <w:t>матан</w:t>
+      </w:r>
+      <w:proofErr w:type="spellEnd"/>
+      <w:r>
+        <w:rPr>
+          <w:rFonts w:ascii="Times New Roman" w:hAnsi="Times New Roman" w:cs="Times New Roman"/>
+          <w:sz w:val="24"/>
+          <w:szCs w:val="24"/>
+          <w:lang w:val="ru-RU"/>
+        </w:rPr>
+        <w:t xml:space="preserve"> имеет дело с абстрактной конструкцией, а не с настоящей сутью движения? Стрела </w:t>
+      </w:r>
+      <w:r>
+        <w:rPr>
+          <w:rFonts w:ascii="Times New Roman" w:hAnsi="Times New Roman" w:cs="Times New Roman"/>
+          <w:b/>
+          <w:bCs/>
+          <w:sz w:val="24"/>
+          <w:szCs w:val="24"/>
+          <w:lang w:val="ru-RU"/>
+        </w:rPr>
+        <w:t>есть</w:t>
+      </w:r>
+      <w:r>
+        <w:rPr>
+          <w:rFonts w:ascii="Times New Roman" w:hAnsi="Times New Roman" w:cs="Times New Roman"/>
+          <w:sz w:val="24"/>
+          <w:szCs w:val="24"/>
+          <w:lang w:val="ru-RU"/>
+        </w:rPr>
+        <w:t xml:space="preserve"> и </w:t>
+      </w:r>
+      <w:r>
+        <w:rPr>
+          <w:rFonts w:ascii="Times New Roman" w:hAnsi="Times New Roman" w:cs="Times New Roman"/>
+          <w:b/>
+          <w:bCs/>
+          <w:sz w:val="24"/>
+          <w:szCs w:val="24"/>
+          <w:lang w:val="ru-RU"/>
+        </w:rPr>
+        <w:t>не есть</w:t>
+      </w:r>
+      <w:r>
+        <w:rPr>
+          <w:rFonts w:ascii="Times New Roman" w:hAnsi="Times New Roman" w:cs="Times New Roman"/>
+          <w:sz w:val="24"/>
+          <w:szCs w:val="24"/>
+          <w:lang w:val="ru-RU"/>
+        </w:rPr>
+        <w:t xml:space="preserve"> одновременно</w:t>
+      </w:r>
+      <w:r>
+        <w:rPr>
+          <w:rFonts w:ascii="Times New Roman" w:hAnsi="Times New Roman" w:cs="Times New Roman"/>
+          <w:sz w:val="24"/>
+          <w:szCs w:val="24"/>
+          <w:lang w:val="ru-RU"/>
+        </w:rPr>
+        <w:t xml:space="preserve">; так как </w:t>
+      </w:r>
+      <w:r>
+        <w:rPr>
+          <w:rFonts w:ascii="Times New Roman" w:hAnsi="Times New Roman" w:cs="Times New Roman"/>
+          <w:b/>
+          <w:bCs/>
+          <w:sz w:val="24"/>
+          <w:szCs w:val="24"/>
+          <w:lang w:val="ru-RU"/>
+        </w:rPr>
+        <w:t>есть</w:t>
+      </w:r>
+      <w:r>
+        <w:rPr>
+          <w:rFonts w:ascii="Times New Roman" w:hAnsi="Times New Roman" w:cs="Times New Roman"/>
+          <w:sz w:val="24"/>
+          <w:szCs w:val="24"/>
+          <w:lang w:val="ru-RU"/>
+        </w:rPr>
+        <w:t xml:space="preserve"> — это характеристика реальности, то выходит, что стрела и </w:t>
+      </w:r>
+      <w:r>
+        <w:rPr>
+          <w:rFonts w:ascii="Times New Roman" w:hAnsi="Times New Roman" w:cs="Times New Roman"/>
+          <w:sz w:val="24"/>
+          <w:szCs w:val="24"/>
+          <w:lang w:val="ru-RU"/>
+        </w:rPr>
+        <w:t>реальна,</w:t>
+      </w:r>
+      <w:r>
+        <w:rPr>
+          <w:rFonts w:ascii="Times New Roman" w:hAnsi="Times New Roman" w:cs="Times New Roman"/>
+          <w:sz w:val="24"/>
+          <w:szCs w:val="24"/>
+          <w:lang w:val="ru-RU"/>
+        </w:rPr>
+        <w:t xml:space="preserve"> и нереальна.</w:t>
+      </w:r>
+    </w:p>
+    <w:p>
+      <w:pPr>
+        <w:pStyle w:val="Heading2"/>
+        <w:rPr>
+          <w:lang w:val="ru-RU"/>
+        </w:rPr>
+      </w:pPr>
+      <w:r>
+        <w:rPr>
+          <w:lang w:val="ru-RU"/>
+        </w:rPr>
+        <w:t>Неразрешимые противоречия</w:t>
+      </w:r>
+    </w:p>
+    <w:p>
+      <w:pPr>
+        <w:rPr>
+          <w:rFonts w:ascii="Times New Roman" w:hAnsi="Times New Roman" w:cs="Times New Roman"/>
+          <w:sz w:val="24"/>
+          <w:szCs w:val="24"/>
+          <w:lang w:val="ru-RU"/>
+        </w:rPr>
+      </w:pPr>
+      <w:r>
+        <w:rPr>
+          <w:rFonts w:ascii="Times New Roman" w:hAnsi="Times New Roman" w:cs="Times New Roman"/>
+          <w:sz w:val="24"/>
+          <w:szCs w:val="24"/>
+          <w:lang w:val="ru-RU"/>
+        </w:rPr>
+        <w:t>Собрав вместе все тезисы, получаем:</w:t>
+      </w:r>
+    </w:p>
+    <w:p>
+      <w:pPr>
+        <w:pStyle w:val="ListParagraph"/>
+        <w:numPr>
+          <w:ilvl w:val="0"/>
+          <w:numId w:val="14"/>
+        </w:numPr>
+        <w:rPr>
+          <w:rFonts w:ascii="Times New Roman" w:hAnsi="Times New Roman" w:cs="Times New Roman"/>
+          <w:sz w:val="24"/>
+          <w:szCs w:val="24"/>
+          <w:lang w:val="ru-RU"/>
+        </w:rPr>
+      </w:pPr>
+      <w:r>
+        <w:rPr>
+          <w:rFonts w:ascii="Times New Roman" w:hAnsi="Times New Roman" w:cs="Times New Roman"/>
+          <w:sz w:val="24"/>
+          <w:szCs w:val="24"/>
+          <w:lang w:val="ru-RU"/>
+        </w:rPr>
+        <w:t>Парменид: Бытие неизменно, не учитывается факт мышления</w:t>
+      </w:r>
+    </w:p>
+    <w:p>
+      <w:pPr>
+        <w:pStyle w:val="ListParagraph"/>
+        <w:numPr>
+          <w:ilvl w:val="0"/>
+          <w:numId w:val="14"/>
+        </w:numPr>
+        <w:rPr>
+          <w:rFonts w:ascii="Times New Roman" w:hAnsi="Times New Roman" w:cs="Times New Roman"/>
+          <w:sz w:val="24"/>
+          <w:szCs w:val="24"/>
+          <w:lang w:val="ru-RU"/>
+        </w:rPr>
+      </w:pPr>
+      <w:r>
+        <w:rPr>
+          <w:rFonts w:ascii="Times New Roman" w:hAnsi="Times New Roman" w:cs="Times New Roman"/>
+          <w:sz w:val="24"/>
+          <w:szCs w:val="24"/>
+          <w:lang w:val="ru-RU"/>
+        </w:rPr>
+        <w:t>Гераклит: Бытие в постоянном становлении, мышление учитывается; но из апорий, как критики, выходит, что реальность нереальна.</w:t>
+      </w:r>
+    </w:p>
+    <w:p>
+      <w:pPr>
+        <w:rPr>
+          <w:rFonts w:ascii="Times New Roman" w:hAnsi="Times New Roman" w:cs="Times New Roman"/>
+          <w:sz w:val="24"/>
+          <w:szCs w:val="24"/>
+          <w:lang w:val="ru-RU"/>
+        </w:rPr>
+      </w:pPr>
+      <w:r>
+        <w:rPr>
+          <w:rFonts w:ascii="Times New Roman" w:hAnsi="Times New Roman" w:cs="Times New Roman"/>
+          <w:sz w:val="24"/>
+          <w:szCs w:val="24"/>
+          <w:lang w:val="ru-RU"/>
+        </w:rPr>
+        <w:t>Лучше всего</w:t>
+      </w:r>
+      <w:r>
+        <w:rPr>
+          <w:rFonts w:ascii="Times New Roman" w:hAnsi="Times New Roman" w:cs="Times New Roman"/>
+          <w:sz w:val="24"/>
+          <w:szCs w:val="24"/>
+          <w:lang w:val="ru-RU"/>
+        </w:rPr>
+        <w:t xml:space="preserve"> изобразить </w:t>
+      </w:r>
+      <w:r>
+        <w:rPr>
+          <w:rFonts w:ascii="Times New Roman" w:hAnsi="Times New Roman" w:cs="Times New Roman"/>
+          <w:sz w:val="24"/>
+          <w:szCs w:val="24"/>
+          <w:lang w:val="ru-RU"/>
+        </w:rPr>
+        <w:t xml:space="preserve">эту </w:t>
+      </w:r>
+      <w:r>
+        <w:rPr>
+          <w:rFonts w:ascii="Times New Roman" w:hAnsi="Times New Roman" w:cs="Times New Roman"/>
+          <w:sz w:val="24"/>
+          <w:szCs w:val="24"/>
+          <w:lang w:val="ru-RU"/>
+        </w:rPr>
+        <w:t>ситуацию фразой «холодная ночь, короткое одеяло»: можно принять одну из двух концепций, но не одна не будет вас устраивать.</w:t>
+      </w:r>
+    </w:p>
+    <w:p>
+      <w:pPr>
+        <w:pStyle w:val="Heading2"/>
+        <w:rPr>
+          <w:lang w:val="ru-RU"/>
+        </w:rPr>
+      </w:pPr>
+      <w:r>
+        <w:rPr>
+          <w:lang w:val="ru-RU"/>
+        </w:rPr>
+        <w:lastRenderedPageBreak/>
+        <w:t>Первый такт</w:t>
+      </w:r>
+    </w:p>
+    <w:p>
+      <w:pPr>
+        <w:rPr>
+          <w:rFonts w:ascii="Times New Roman" w:hAnsi="Times New Roman" w:cs="Times New Roman"/>
+          <w:sz w:val="24"/>
+          <w:szCs w:val="24"/>
+          <w:lang w:val="ru-RU"/>
+        </w:rPr>
+      </w:pPr>
+      <w:r>
+        <w:rPr>
+          <w:rFonts w:ascii="Times New Roman" w:hAnsi="Times New Roman" w:cs="Times New Roman"/>
+          <w:sz w:val="24"/>
+          <w:szCs w:val="24"/>
+          <w:lang w:val="ru-RU"/>
+        </w:rPr>
+        <w:t>Неразрешимый спор Парменида и Гераклита — это</w:t>
+      </w:r>
+      <w:r>
+        <w:rPr>
+          <w:rFonts w:ascii="Times New Roman" w:hAnsi="Times New Roman" w:cs="Times New Roman"/>
+          <w:sz w:val="24"/>
+          <w:szCs w:val="24"/>
+          <w:lang w:val="ru-RU"/>
+        </w:rPr>
+        <w:t xml:space="preserve"> первый такт философской мысли, самая древняя философия, называемая разными именами: </w:t>
+      </w:r>
+      <w:proofErr w:type="spellStart"/>
+      <w:r>
+        <w:rPr>
+          <w:rFonts w:ascii="Times New Roman" w:hAnsi="Times New Roman" w:cs="Times New Roman"/>
+          <w:sz w:val="24"/>
+          <w:szCs w:val="24"/>
+          <w:lang w:val="ru-RU"/>
+        </w:rPr>
+        <w:t>доафинская</w:t>
+      </w:r>
+      <w:proofErr w:type="spellEnd"/>
+      <w:r>
+        <w:rPr>
+          <w:rFonts w:ascii="Times New Roman" w:hAnsi="Times New Roman" w:cs="Times New Roman"/>
+          <w:sz w:val="24"/>
+          <w:szCs w:val="24"/>
+          <w:lang w:val="ru-RU"/>
+        </w:rPr>
+        <w:t xml:space="preserve">, </w:t>
+      </w:r>
+      <w:proofErr w:type="spellStart"/>
+      <w:r>
+        <w:rPr>
+          <w:rFonts w:ascii="Times New Roman" w:hAnsi="Times New Roman" w:cs="Times New Roman"/>
+          <w:sz w:val="24"/>
+          <w:szCs w:val="24"/>
+          <w:lang w:val="ru-RU"/>
+        </w:rPr>
+        <w:t>досократики</w:t>
+      </w:r>
+      <w:proofErr w:type="spellEnd"/>
+      <w:r>
+        <w:rPr>
+          <w:rFonts w:ascii="Times New Roman" w:hAnsi="Times New Roman" w:cs="Times New Roman"/>
+          <w:sz w:val="24"/>
+          <w:szCs w:val="24"/>
+          <w:lang w:val="ru-RU"/>
+        </w:rPr>
+        <w:t>, космологи и т</w:t>
+      </w:r>
+      <w:r>
+        <w:rPr>
+          <w:rFonts w:ascii="Times New Roman" w:hAnsi="Times New Roman" w:cs="Times New Roman"/>
+          <w:sz w:val="24"/>
+          <w:szCs w:val="24"/>
+          <w:lang w:val="ru-RU"/>
+        </w:rPr>
+        <w:t>.</w:t>
+      </w:r>
+      <w:r>
+        <w:rPr>
+          <w:rFonts w:ascii="Times New Roman" w:hAnsi="Times New Roman" w:cs="Times New Roman"/>
+          <w:sz w:val="24"/>
+          <w:szCs w:val="24"/>
+          <w:lang w:val="ru-RU"/>
+        </w:rPr>
+        <w:t>п. Он имел маргинальный характер, поэтому не надломил мифическую картину мира.</w:t>
+      </w:r>
+    </w:p>
+    <w:p>
+      <w:pPr>
+        <w:rPr>
+          <w:rFonts w:ascii="Times New Roman" w:hAnsi="Times New Roman" w:cs="Times New Roman"/>
+          <w:sz w:val="24"/>
+          <w:szCs w:val="24"/>
+          <w:lang w:val="ru-RU"/>
+        </w:rPr>
+      </w:pPr>
+    </w:p>
     <w:sectPr>
       <w:pgSz w:w="12240" w:h="15840"/>
       <w:pgMar w:top="1440" w:right="1440" w:bottom="1440" w:left="1440" w:header="720" w:footer="720" w:gutter="0"/>
@@ -952,6 +1876,119 @@
       <w:numFmt w:val="decimal"/>
       <w:lvlText w:val=""/>
       <w:lvlJc w:val="left"/>
+    </w:lvl>
+  </w:abstractNum>
+  <w:abstractNum w:abstractNumId="13" w15:restartNumberingAfterBreak="0">
+    <w:nsid w:val="5CFD1B7C"/>
+    <w:multiLevelType w:val="hybridMultilevel"/>
+    <w:tmpl w:val="4574D556"/>
+    <w:lvl w:ilvl="0" w:tplc="08090001">
+      <w:start w:val="1"/>
+      <w:numFmt w:val="bullet"/>
+      <w:lvlText w:val=""/>
+      <w:lvlJc w:val="left"/>
+      <w:pPr>
+        <w:ind w:left="720" w:hanging="360"/>
+      </w:pPr>
+      <w:rPr>
+        <w:rFonts w:ascii="Symbol" w:hAnsi="Symbol" w:hint="default"/>
+      </w:rPr>
+    </w:lvl>
+    <w:lvl w:ilvl="1" w:tplc="08090003" w:tentative="1">
+      <w:start w:val="1"/>
+      <w:numFmt w:val="bullet"/>
+      <w:lvlText w:val="o"/>
+      <w:lvlJc w:val="left"/>
+      <w:pPr>
+        <w:ind w:left="1440" w:hanging="360"/>
+      </w:pPr>
+      <w:rPr>
+        <w:rFonts w:ascii="Courier New" w:hAnsi="Courier New" w:hint="default"/>
+      </w:rPr>
+    </w:lvl>
+    <w:lvl w:ilvl="2" w:tplc="08090005" w:tentative="1">
+      <w:start w:val="1"/>
+      <w:numFmt w:val="bullet"/>
+      <w:lvlText w:val=""/>
+      <w:lvlJc w:val="left"/>
+      <w:pPr>
+        <w:ind w:left="2160" w:hanging="360"/>
+      </w:pPr>
+      <w:rPr>
+        <w:rFonts w:ascii="Wingdings" w:hAnsi="Wingdings" w:hint="default"/>
+      </w:rPr>
+    </w:lvl>
+    <w:lvl w:ilvl="3" w:tplc="08090001" w:tentative="1">
+      <w:start w:val="1"/>
+      <w:numFmt w:val="bullet"/>
+      <w:lvlText w:val=""/>
+      <w:lvlJc w:val="left"/>
+      <w:pPr>
+        <w:ind w:left="2880" w:hanging="360"/>
+      </w:pPr>
+      <w:rPr>
+        <w:rFonts w:ascii="Symbol" w:hAnsi="Symbol" w:hint="default"/>
+      </w:rPr>
+    </w:lvl>
+    <w:lvl w:ilvl="4" w:tplc="08090003" w:tentative="1">
+      <w:start w:val="1"/>
+      <w:numFmt w:val="bullet"/>
+      <w:lvlText w:val="o"/>
+      <w:lvlJc w:val="left"/>
+      <w:pPr>
+        <w:ind w:left="3600" w:hanging="360"/>
+      </w:pPr>
+      <w:rPr>
+        <w:rFonts w:ascii="Courier New" w:hAnsi="Courier New" w:hint="default"/>
+      </w:rPr>
+    </w:lvl>
+    <w:lvl w:ilvl="5" w:tplc="08090005" w:tentative="1">
+      <w:start w:val="1"/>
+      <w:numFmt w:val="bullet"/>
+      <w:lvlText w:val=""/>
+      <w:lvlJc w:val="left"/>
+      <w:pPr>
+        <w:ind w:left="4320" w:hanging="360"/>
+      </w:pPr>
+      <w:rPr>
+        <w:rFonts w:ascii="Wingdings" w:hAnsi="Wingdings" w:hint="default"/>
+      </w:rPr>
+    </w:lvl>
+    <w:lvl w:ilvl="6" w:tplc="08090001" w:tentative="1">
+      <w:start w:val="1"/>
+      <w:numFmt w:val="bullet"/>
+      <w:lvlText w:val=""/>
+      <w:lvlJc w:val="left"/>
+      <w:pPr>
+        <w:ind w:left="5040" w:hanging="360"/>
+      </w:pPr>
+      <w:rPr>
+        <w:rFonts w:ascii="Symbol" w:hAnsi="Symbol" w:hint="default"/>
+      </w:rPr>
+    </w:lvl>
+    <w:lvl w:ilvl="7" w:tplc="08090003" w:tentative="1">
+      <w:start w:val="1"/>
+      <w:numFmt w:val="bullet"/>
+      <w:lvlText w:val="o"/>
+      <w:lvlJc w:val="left"/>
+      <w:pPr>
+        <w:ind w:left="5760" w:hanging="360"/>
+      </w:pPr>
+      <w:rPr>
+        <w:rFonts w:ascii="Courier New" w:hAnsi="Courier New" w:hint="default"/>
+      </w:rPr>
+    </w:lvl>
+    <w:lvl w:ilvl="8" w:tplc="08090005" w:tentative="1">
+      <w:start w:val="1"/>
+      <w:numFmt w:val="bullet"/>
+      <w:lvlText w:val=""/>
+      <w:lvlJc w:val="left"/>
+      <w:pPr>
+        <w:ind w:left="6480" w:hanging="360"/>
+      </w:pPr>
+      <w:rPr>
+        <w:rFonts w:ascii="Wingdings" w:hAnsi="Wingdings" w:hint="default"/>
+      </w:rPr>
     </w:lvl>
   </w:abstractNum>
   <w:num w:numId="1" w16cid:durableId="1206915244">
@@ -992,6 +2029,9 @@
   </w:num>
   <w:num w:numId="13" w16cid:durableId="1248685112">
     <w:abstractNumId w:val="12"/>
+  </w:num>
+  <w:num w:numId="14" w16cid:durableId="1242056517">
+    <w:abstractNumId w:val="13"/>
   </w:num>
 </w:numbering>
 </file>
@@ -1417,6 +2457,28 @@
       <w:szCs w:val="28"/>
     </w:rPr>
   </w:style>
+  <w:style w:type="paragraph" w:styleId="Heading3">
+    <w:name w:val="heading 3"/>
+    <w:basedOn w:val="Normal"/>
+    <w:next w:val="Normal"/>
+    <w:link w:val="Heading3Char"/>
+    <w:uiPriority w:val="9"/>
+    <w:unhideWhenUsed/>
+    <w:qFormat/>
+    <w:rsid w:val="005D74D7"/>
+    <w:pPr>
+      <w:keepNext/>
+      <w:keepLines/>
+      <w:spacing w:before="40" w:after="0"/>
+      <w:outlineLvl w:val="2"/>
+    </w:pPr>
+    <w:rPr>
+      <w:rFonts w:asciiTheme="majorHAnsi" w:eastAsiaTheme="majorEastAsia" w:hAnsiTheme="majorHAnsi" w:cstheme="majorBidi"/>
+      <w:color w:val="243F60" w:themeColor="accent1" w:themeShade="7F"/>
+      <w:sz w:val="24"/>
+      <w:szCs w:val="24"/>
+    </w:rPr>
+  </w:style>
   <w:style w:type="character" w:default="1" w:styleId="DefaultParagraphFont">
     <w:name w:val="Default Paragraph Font"/>
     <w:uiPriority w:val="1"/>
@@ -1454,6 +2516,30 @@
       <w:sz w:val="20"/>
       <w:szCs w:val="20"/>
     </w:rPr>
+  </w:style>
+  <w:style w:type="character" w:customStyle="1" w:styleId="Heading3Char">
+    <w:name w:val="Heading 3 Char"/>
+    <w:basedOn w:val="DefaultParagraphFont"/>
+    <w:link w:val="Heading3"/>
+    <w:uiPriority w:val="9"/>
+    <w:rsid w:val="005D74D7"/>
+    <w:rPr>
+      <w:rFonts w:asciiTheme="majorHAnsi" w:eastAsiaTheme="majorEastAsia" w:hAnsiTheme="majorHAnsi" w:cstheme="majorBidi"/>
+      <w:color w:val="243F60" w:themeColor="accent1" w:themeShade="7F"/>
+      <w:sz w:val="24"/>
+      <w:szCs w:val="24"/>
+    </w:rPr>
+  </w:style>
+  <w:style w:type="paragraph" w:styleId="ListParagraph">
+    <w:name w:val="List Paragraph"/>
+    <w:basedOn w:val="Normal"/>
+    <w:uiPriority w:val="34"/>
+    <w:qFormat/>
+    <w:rsid w:val="004B7C5D"/>
+    <w:pPr>
+      <w:ind w:left="720"/>
+      <w:contextualSpacing/>
+    </w:pPr>
   </w:style>
 </w:styles>
 </file>

--- a/public/lesson-4.docx
+++ b/public/lesson-4.docx
@@ -2,6 +2,59 @@
 <file path=word/document.xml><?xml version="1.0" encoding="utf-8"?>
 <w:document xmlns:wpc="http://schemas.microsoft.com/office/word/2010/wordprocessingCanvas" xmlns:cx="http://schemas.microsoft.com/office/drawing/2014/chartex" xmlns:cx1="http://schemas.microsoft.com/office/drawing/2015/9/8/chartex" xmlns:cx2="http://schemas.microsoft.com/office/drawing/2015/10/21/chartex" xmlns:cx3="http://schemas.microsoft.com/office/drawing/2016/5/9/chartex" xmlns:cx4="http://schemas.microsoft.com/office/drawing/2016/5/10/chartex" xmlns:cx5="http://schemas.microsoft.com/office/drawing/2016/5/11/chartex" xmlns:cx6="http://schemas.microsoft.com/office/drawing/2016/5/12/chartex" xmlns:cx7="http://schemas.microsoft.com/office/drawing/2016/5/13/chartex" xmlns:cx8="http://schemas.microsoft.com/office/drawing/2016/5/14/chartex" xmlns:mc="http://schemas.openxmlformats.org/markup-compatibility/2006" xmlns:aink="http://schemas.microsoft.com/office/drawing/2016/ink" xmlns:am3d="http://schemas.microsoft.com/office/drawing/2017/model3d" xmlns:o="urn:schemas-microsoft-com:office:office" xmlns:oel="http://schemas.microsoft.com/office/2019/extlst" xmlns:r="http://schemas.openxmlformats.org/officeDocument/2006/relationships" xmlns:m="http://schemas.openxmlformats.org/officeDocument/2006/math" xmlns:v="urn:schemas-microsoft-com:vml" xmlns:wp14="http://schemas.microsoft.com/office/word/2010/wordprocessingDrawing" xmlns:wp="http://schemas.openxmlformats.org/drawingml/2006/wordprocessingDrawing" xmlns:w10="urn:schemas-microsoft-com:office:word" xmlns:w="http://schemas.openxmlformats.org/wordprocessingml/2006/main" xmlns:w14="http://schemas.microsoft.com/office/word/2010/wordml" xmlns:w15="http://schemas.microsoft.com/office/word/2012/wordml" xmlns:w16cex="http://schemas.microsoft.com/office/word/2018/wordml/cex" xmlns:w16cid="http://schemas.microsoft.com/office/word/2016/wordml/cid" xmlns:w16="http://schemas.microsoft.com/office/word/2018/wordml" xmlns:w16du="http://schemas.microsoft.com/office/word/2023/wordml/word16du" xmlns:w16sdtdh="http://schemas.microsoft.com/office/word/2020/wordml/sdtdatahash" xmlns:w16sdtfl="http://schemas.microsoft.com/office/word/2024/wordml/sdtformatlock" xmlns:w16se="http://schemas.microsoft.com/office/word/2015/wordml/symex" xmlns:wpg="http://schemas.microsoft.com/office/word/2010/wordprocessingGroup" xmlns:wpi="http://schemas.microsoft.com/office/word/2010/wordprocessingInk" xmlns:wne="http://schemas.microsoft.com/office/word/2006/wordml" xmlns:wps="http://schemas.microsoft.com/office/word/2010/wordprocessingShape" mc:Ignorable="w14 w15 w16se w16cid w16 w16cex w16sdtdh w16sdtfl w16du wp14">
   <w:body>
+    <w:p>
+      <w:pPr>
+        <w:rPr>
+          <w:lang w:val="ru-RU"/>
+        </w:rPr>
+      </w:pPr>
+      <w:r>
+        <w:rPr>
+          <w:lang w:val="ru-RU"/>
+        </w:rPr>
+        <w:t>#11 Подход Гераклита: присутствие наблюдателя в реальности – это информация о самой реальности; локальная сборка ("логика") – характеристика мышления, глобальная сборка ("Логос") – характеристика реальности.</w:t>
+      </w:r>
+    </w:p>
+    <w:p>
+      <w:pPr>
+        <w:rPr>
+          <w:lang w:val="ru-RU"/>
+        </w:rPr>
+      </w:pPr>
+      <w:r>
+        <w:rPr>
+          <w:lang w:val="ru-RU"/>
+        </w:rPr>
+        <w:t xml:space="preserve">#12 Апория Зенона "Стрела": первый уровень – движения нет, второй уровень – движение необходимым образом реально и </w:t>
+      </w:r>
+      <w:proofErr w:type="gramStart"/>
+      <w:r>
+        <w:rPr>
+          <w:lang w:val="ru-RU"/>
+        </w:rPr>
+        <w:t>не-реально</w:t>
+      </w:r>
+      <w:proofErr w:type="gramEnd"/>
+      <w:r>
+        <w:rPr>
+          <w:lang w:val="ru-RU"/>
+        </w:rPr>
+        <w:t xml:space="preserve"> одновременно (движение = быть и не быть в точке одновременно). </w:t>
+      </w:r>
+    </w:p>
+    <w:p>
+      <w:pPr>
+        <w:rPr>
+          <w:lang w:val="ru-RU"/>
+        </w:rPr>
+      </w:pPr>
+      <w:r>
+        <w:rPr>
+          <w:lang w:val="ru-RU"/>
+        </w:rPr>
+        <w:t>#13 Конфликт-симбиоз Парменида и Гераклита: при моделировании реальности либо не учитывается факт присутствия наблюдателя, либо теряется смысл понятия "реальность". Возникновение структуры «короткое одеяло в холодную ночь».</w:t>
+      </w:r>
+    </w:p>
     <w:p>
       <w:pPr>
         <w:pStyle w:val="Heading2"/>
@@ -838,6 +891,7 @@
           <w:szCs w:val="24"/>
           <w:lang w:val="ru-RU"/>
         </w:rPr>
+        <w:lastRenderedPageBreak/>
         <w:t>Парменид: Бытие неизменно, не учитывается факт мышления</w:t>
       </w:r>
     </w:p>
@@ -922,7 +976,6 @@
         <w:rPr>
           <w:lang w:val="ru-RU"/>
         </w:rPr>
-        <w:lastRenderedPageBreak/>
         <w:t>Первый такт</w:t>
       </w:r>
     </w:p>

--- a/public/lesson-4.docx
+++ b/public/lesson-4.docx
@@ -12,7 +12,19 @@
         <w:rPr>
           <w:lang w:val="ru-RU"/>
         </w:rPr>
-        <w:t>#11 Подход Гераклита: присутствие наблюдателя в реальности – это информация о самой реальности; локальная сборка ("логика") – характеристика мышления, глобальная сборка ("Логос") – характеристика реальности.</w:t>
+        <w:t>#11</w:t>
+      </w:r>
+      <w:r>
+        <w:rPr>
+          <w:lang w:val="ru-RU"/>
+        </w:rPr>
+        <w:t>.</w:t>
+      </w:r>
+      <w:r>
+        <w:rPr>
+          <w:lang w:val="ru-RU"/>
+        </w:rPr>
+        <w:t xml:space="preserve"> Подход Гераклита: присутствие наблюдателя в реальности – это информация о самой реальности; локальная сборка ("логика") – характеристика мышления, глобальная сборка ("Логос") – характеристика реальности.</w:t>
       </w:r>
     </w:p>
     <w:p>
@@ -25,21 +37,19 @@
         <w:rPr>
           <w:lang w:val="ru-RU"/>
         </w:rPr>
-        <w:t xml:space="preserve">#12 Апория Зенона "Стрела": первый уровень – движения нет, второй уровень – движение необходимым образом реально и </w:t>
-      </w:r>
-      <w:proofErr w:type="gramStart"/>
-      <w:r>
-        <w:rPr>
-          <w:lang w:val="ru-RU"/>
-        </w:rPr>
-        <w:t>не-реально</w:t>
-      </w:r>
-      <w:proofErr w:type="gramEnd"/>
-      <w:r>
-        <w:rPr>
-          <w:lang w:val="ru-RU"/>
-        </w:rPr>
-        <w:t xml:space="preserve"> одновременно (движение = быть и не быть в точке одновременно). </w:t>
+        <w:t>#12</w:t>
+      </w:r>
+      <w:r>
+        <w:rPr>
+          <w:lang w:val="ru-RU"/>
+        </w:rPr>
+        <w:t>.</w:t>
+      </w:r>
+      <w:r>
+        <w:rPr>
+          <w:lang w:val="ru-RU"/>
+        </w:rPr>
+        <w:t xml:space="preserve"> Апория Зенона "Стрела": первый уровень – движения нет, второй уровень – движение необходимым образом реально и не-реально одновременно (движение = быть и не быть в точке одновременно). </w:t>
       </w:r>
     </w:p>
     <w:p>
@@ -52,7 +62,16 @@
         <w:rPr>
           <w:lang w:val="ru-RU"/>
         </w:rPr>
-        <w:t>#13 Конфликт-симбиоз Парменида и Гераклита: при моделировании реальности либо не учитывается факт присутствия наблюдателя, либо теряется смысл понятия "реальность". Возникновение структуры «короткое одеяло в холодную ночь».</w:t>
+        <w:t>#13</w:t>
+      </w:r>
+      <w:r>
+        <w:t>.</w:t>
+      </w:r>
+      <w:r>
+        <w:rPr>
+          <w:lang w:val="ru-RU"/>
+        </w:rPr>
+        <w:t xml:space="preserve"> Конфликт-симбиоз Парменида и Гераклита: при моделировании реальности либо не учитывается факт присутствия наблюдателя, либо теряется смысл понятия "реальность". Возникновение структуры «короткое одеяло в холодную ночь».</w:t>
       </w:r>
     </w:p>
     <w:p>
@@ -201,7 +220,6 @@
           <w:szCs w:val="24"/>
         </w:rPr>
       </w:pPr>
-      <w:proofErr w:type="spellStart"/>
       <w:r>
         <w:rPr>
           <w:rFonts w:ascii="Times New Roman" w:hAnsi="Times New Roman" w:cs="Times New Roman"/>
@@ -210,31 +228,8 @@
           <w:sz w:val="24"/>
           <w:szCs w:val="24"/>
         </w:rPr>
-        <w:t>Ахиллес</w:t>
-      </w:r>
-      <w:proofErr w:type="spellEnd"/>
-      <w:r>
-        <w:rPr>
-          <w:rFonts w:ascii="Times New Roman" w:hAnsi="Times New Roman" w:cs="Times New Roman"/>
-          <w:b/>
-          <w:bCs/>
-          <w:sz w:val="24"/>
-          <w:szCs w:val="24"/>
-        </w:rPr>
-        <w:t xml:space="preserve"> и </w:t>
-      </w:r>
-      <w:proofErr w:type="spellStart"/>
-      <w:r>
-        <w:rPr>
-          <w:rFonts w:ascii="Times New Roman" w:hAnsi="Times New Roman" w:cs="Times New Roman"/>
-          <w:b/>
-          <w:bCs/>
-          <w:sz w:val="24"/>
-          <w:szCs w:val="24"/>
-        </w:rPr>
-        <w:t>черепаха</w:t>
-      </w:r>
-      <w:proofErr w:type="spellEnd"/>
+        <w:t>Ахиллес и черепаха</w:t>
+      </w:r>
     </w:p>
     <w:p>
       <w:pPr>
@@ -250,7 +245,6 @@
           <w:szCs w:val="24"/>
         </w:rPr>
       </w:pPr>
-      <w:proofErr w:type="spellStart"/>
       <w:r>
         <w:rPr>
           <w:rFonts w:ascii="Times New Roman" w:hAnsi="Times New Roman" w:cs="Times New Roman"/>
@@ -261,7 +255,6 @@
         </w:rPr>
         <w:t>Дихотомия</w:t>
       </w:r>
-      <w:proofErr w:type="spellEnd"/>
     </w:p>
     <w:p>
       <w:pPr>
@@ -277,7 +270,6 @@
           <w:szCs w:val="24"/>
         </w:rPr>
       </w:pPr>
-      <w:proofErr w:type="spellStart"/>
       <w:r>
         <w:rPr>
           <w:rFonts w:ascii="Times New Roman" w:hAnsi="Times New Roman" w:cs="Times New Roman"/>
@@ -288,7 +280,6 @@
         </w:rPr>
         <w:t>Стрела</w:t>
       </w:r>
-      <w:proofErr w:type="spellEnd"/>
     </w:p>
     <w:p>
       <w:pPr>
@@ -727,27 +718,7 @@
           <w:szCs w:val="24"/>
           <w:lang w:val="ru-RU"/>
         </w:rPr>
-        <w:t xml:space="preserve">анализе как в инструменте естествознания. Может </w:t>
-      </w:r>
-      <w:proofErr w:type="spellStart"/>
-      <w:r>
-        <w:rPr>
-          <w:rFonts w:ascii="Times New Roman" w:hAnsi="Times New Roman" w:cs="Times New Roman"/>
-          <w:sz w:val="24"/>
-          <w:szCs w:val="24"/>
-          <w:lang w:val="ru-RU"/>
-        </w:rPr>
-        <w:t>матан</w:t>
-      </w:r>
-      <w:proofErr w:type="spellEnd"/>
-      <w:r>
-        <w:rPr>
-          <w:rFonts w:ascii="Times New Roman" w:hAnsi="Times New Roman" w:cs="Times New Roman"/>
-          <w:sz w:val="24"/>
-          <w:szCs w:val="24"/>
-          <w:lang w:val="ru-RU"/>
-        </w:rPr>
-        <w:t xml:space="preserve"> имеет дело с абстрактной конструкцией, а не с настоящей сутью движения? Стрела </w:t>
+        <w:t xml:space="preserve">анализе как в инструменте естествознания. Может матан имеет дело с абстрактной конструкцией, а не с настоящей сутью движения? Стрела </w:t>
       </w:r>
       <w:r>
         <w:rPr>
@@ -1004,47 +975,7 @@
           <w:szCs w:val="24"/>
           <w:lang w:val="ru-RU"/>
         </w:rPr>
-        <w:t xml:space="preserve"> первый такт философской мысли, самая древняя философия, называемая разными именами: </w:t>
-      </w:r>
-      <w:proofErr w:type="spellStart"/>
-      <w:r>
-        <w:rPr>
-          <w:rFonts w:ascii="Times New Roman" w:hAnsi="Times New Roman" w:cs="Times New Roman"/>
-          <w:sz w:val="24"/>
-          <w:szCs w:val="24"/>
-          <w:lang w:val="ru-RU"/>
-        </w:rPr>
-        <w:t>доафинская</w:t>
-      </w:r>
-      <w:proofErr w:type="spellEnd"/>
-      <w:r>
-        <w:rPr>
-          <w:rFonts w:ascii="Times New Roman" w:hAnsi="Times New Roman" w:cs="Times New Roman"/>
-          <w:sz w:val="24"/>
-          <w:szCs w:val="24"/>
-          <w:lang w:val="ru-RU"/>
-        </w:rPr>
-        <w:t xml:space="preserve">, </w:t>
-      </w:r>
-      <w:proofErr w:type="spellStart"/>
-      <w:r>
-        <w:rPr>
-          <w:rFonts w:ascii="Times New Roman" w:hAnsi="Times New Roman" w:cs="Times New Roman"/>
-          <w:sz w:val="24"/>
-          <w:szCs w:val="24"/>
-          <w:lang w:val="ru-RU"/>
-        </w:rPr>
-        <w:t>досократики</w:t>
-      </w:r>
-      <w:proofErr w:type="spellEnd"/>
-      <w:r>
-        <w:rPr>
-          <w:rFonts w:ascii="Times New Roman" w:hAnsi="Times New Roman" w:cs="Times New Roman"/>
-          <w:sz w:val="24"/>
-          <w:szCs w:val="24"/>
-          <w:lang w:val="ru-RU"/>
-        </w:rPr>
-        <w:t>, космологи и т</w:t>
+        <w:t xml:space="preserve"> первый такт философской мысли, самая древняя философия, называемая разными именами: доафинская, досократики, космологи и т</w:t>
       </w:r>
       <w:r>
         <w:rPr>
